--- a/example_articles/countries/Dominica/2.countries_Dominica_New_York_Times.docx
+++ b/example_articles/countries/Dominica/2.countries_Dominica_New_York_Times.docx
@@ -27,17 +27,17 @@
     </w:p>
     <w:p>
       <w:r>
-        <w:t>Source File: NYT/27.DOCX</w:t>
+        <w:t>Source file: NYT/27.DOCX</w:t>
       </w:r>
     </w:p>
     <w:p>
       <w:r>
-        <w:t>Raw locations result: ['California', 'New York', 'Dominican Republic']</w:t>
+        <w:t>Raw locations result, 'locations': ['California', 'New York', 'Dominican Republic']</w:t>
       </w:r>
     </w:p>
     <w:p>
       <w:r>
-        <w:t>countries_stand_flat (Standardized): Dominica</w:t>
+        <w:t>Standardized locations result, 'countries_stand_flat': Dominica</w:t>
       </w:r>
     </w:p>
     <w:p>

--- a/example_articles/countries/Dominica/2.countries_Dominica_New_York_Times.docx
+++ b/example_articles/countries/Dominica/2.countries_Dominica_New_York_Times.docx
@@ -7,7 +7,7 @@
         <w:pStyle w:val="Heading1"/>
       </w:pPr>
       <w:r>
-        <w:t>E.W. Scripps Explores Options For Its Newspaper Holdings - Correction Appended</w:t>
+        <w:t>La Soga: Salvation</w:t>
       </w:r>
     </w:p>
     <w:p>
@@ -17,22 +17,22 @@
     </w:p>
     <w:p>
       <w:r>
-        <w:t>Date: 2007-01-11</w:t>
+        <w:t>Date: 2022-01-28</w:t>
       </w:r>
     </w:p>
     <w:p>
       <w:r>
-        <w:t>Section: Section C; Column 1; Business/Financial Desk; Pg. 7</w:t>
+        <w:t>Section: Section C; Column 0; Movies, Performing Arts/Weekend Desk; Pg. 8</w:t>
       </w:r>
     </w:p>
     <w:p>
       <w:r>
-        <w:t>Source file: NYT/27.DOCX</w:t>
+        <w:t>Source file: NYT/6.DOCX</w:t>
       </w:r>
     </w:p>
     <w:p>
       <w:r>
-        <w:t>Raw locations result, 'locations': ['California', 'New York', 'Dominican Republic']</w:t>
+        <w:t>Raw locations result, 'locations': ['Dominican Republic']</w:t>
       </w:r>
     </w:p>
     <w:p>
@@ -49,36 +49,30 @@
     </w:p>
     <w:p>
       <w:r>
-        <w:t>Newspapers may have lost their luster for yet another media company.</w:t>
+        <w:t>The sequel to the 2010 thriller ''La Soga'' trades the original's pointed commentary on crime and corruption for something more generic.</w:t>
         <w:br/>
-        <w:t xml:space="preserve">  E. W. Scripps, the parent company of The Rocky Mountain News, The Commercial Appeal in Memphis and 18 other dailies, told an investor conference yesterday that it was exploring separating its newspaper business from its more profitable cable television and syndication ventures.</w:t>
+        <w:t xml:space="preserve">Arriving more than a decade after ''La Soga,'' a strikingly violent 2010 thriller about a hit man, Luisito (code name: La Soga), that was a rare thing -- a film from the Dominican Republic that received distribution in the United States -- ''La Soga Salvation'' is the quintessential sequel-nobody-asked-for. It's a significant downgrade from the cliché-ridden but visually bracing first installment, transporting Luisito from the streets of his home country (much of the first film was shot in slum areas and working-class neighborhoods in and around Santiago and Baitoa) to a sterile New England town. The sequel does away with the original movie's pointed commentary on crime and corruption in the Dominican Republic, opting for a more generic revenge-movie approach. </w:t>
         <w:br/>
-        <w:t xml:space="preserve"> The growth of Scripps over the last few years has come more from the success of its fast-growing TV networks, like the Food Network and HGTV, than from its newspaper operations, which accounted for only 25 percent of its revenue last year, down from 55 percent in 2000. </w:t>
+        <w:t xml:space="preserve">  ''Salvation'' was presumably a kind of passion project for Manny Perez, the writer and star of the original movie: for the sequel, Perez takes on directing duties, too, making this his feature directorial debut. The story picks up years after the events of the first film. Luisito and his girlfriend, Lía (Sarah Jorge León), live in domestic bliss, in hiding from the big baddies of the Dominican underworld -- until, naturally, they're found.</w:t>
         <w:br/>
-        <w:t xml:space="preserve">  ''Clearly the most advantageous route is to separate the newspaper business in some fashion,'' Kenneth W. Lowe, the chief executive, said at the investor conference in Las Vegas. He indicated, however, that restrictions in the Scripps trust, which controls the company, ''may preclude an outright sale.'' </w:t>
+        <w:t xml:space="preserve">  [Video:  Watch on YouTube.]</w:t>
         <w:br/>
-        <w:t xml:space="preserve">  Investors, seeing newspaper companies like Knight Ridder and the Tribune Company sold or on the block, have been pressuring Scripps to reduce its newspaper operations. Yesterday's announcement sent its shares up $1.92, to $51.92. </w:t>
+        <w:t xml:space="preserve">  A cartoonishly sinister white guy, Jimmy (Chris McGarry), shows up at the couple's church demanding Luisito's services to take out a cartel leader. Our hero refuses, prompting mayhem: Lía is kidnapped, and Luisito is forced to return to the way of the gun. Back on the job, he contends with miscellaneous crooks including Dani (Hada Vanessa), a leather-clad, sniper-rifle-equipped dame with a score to settle.</w:t>
         <w:br/>
-        <w:t xml:space="preserve">  But the company is limited in what it can do because of the restrictions in the family trust, which holds 44 percent of equity in the company and has 88 percent of the vote.</w:t>
+        <w:t xml:space="preserve">  But Perez is a flimsy leading man, and the film around him -- a modest production that doesn't exactly hide its budgetary shortcomings -- is at best a borderline campy B-movie with bursts of bloody action. At worst, it's a completely self-serious slog.</w:t>
         <w:br/>
-        <w:t xml:space="preserve">  The Scripps family owes its fortune to Edward W. Scripps, who started the enterprise in 1878 when he bought The Cleveland Penny Press, a paper aimed at working-class people who could not afford the 5 cents that many papers then charged. </w:t>
-        <w:br/>
-        <w:t xml:space="preserve">  The Scripps trust, created in the early 1920s, includes language that says it must control the company. But there is debate over whether the wording requires the company to be a ''newspaper'' company or simply that the trust must control whatever properties are currently in the company portfolio. Since Mr. Scripps's death in 1926, a number of individual papers have been sold.</w:t>
-        <w:br/>
-        <w:t xml:space="preserve">  Scripps might choose to spin off the newspaper division into a separate company, also to be controlled by the trust, or sell some individual newspapers. In addition to its 20 dailies, the company has a handful of weekly or semiweekly community papers, and its United Media unit syndicates more than 150 comic strips, including Peanuts and Dilbert.</w:t>
-        <w:br/>
-        <w:t xml:space="preserve">  Joseph G. NeCastro, the Scripps chief financial officer, said at the conference that it was difficult to know when the declines in newspaper readership and earnings would bottom out. ''We think there is some value to be found in deconsolidation,'' he said. </w:t>
+        <w:t xml:space="preserve">  La Soga SalvationNot rated. In Spanish and English, with subtitles. Running time: 1 hour and 32 minutes. In theaters and available to rent or buy on Google Play, Vudu and other streaming platforms and pay TV operators.</w:t>
         <w:br/>
         <w:br/>
-        <w:t>http://www.nytimes.com</w:t>
-        <w:br/>
-        <w:t>Correction</w:t>
+        <w:t>https://www.nytimes.com/2022/01/27/movies/la-soga-salvation-review.html</w:t>
         <w:br/>
         <w:br/>
+        <w:t>Graphic</w:t>
         <w:br/>
-        <w:t>An article in Business Day yesterday about the media company E.W. Scripps, and the possible sale of some of its newspapers, misattributed a quotation explaining the reason for the strategy. It was the chief financial officer Joseph G. NeCastro -- not the chief executive Kenneth W. Lowe -- who said: ''Clearly the most advantageous route is to separate the newspaper business in some fashion.''</w:t>
         <w:br/>
-        <w:t>Correction-Date: January 12, 2007</w:t>
+        <w:t xml:space="preserve"> </w:t>
+        <w:br/>
+        <w:t>PHOTO: Manny Perez, left, and Chris McGarry in ''La Soga Salvation.'' (PHOTOGRAPH BY Screen Media FOR THE NEW YORK TIMES)</w:t>
       </w:r>
     </w:p>
     <w:sectPr>

--- a/example_articles/countries/Dominica/2.countries_Dominica_New_York_Times.docx
+++ b/example_articles/countries/Dominica/2.countries_Dominica_New_York_Times.docx
@@ -7,7 +7,7 @@
         <w:pStyle w:val="Heading1"/>
       </w:pPr>
       <w:r>
-        <w:t>La Soga: Salvation</w:t>
+        <w:t>Romeo Santos Reveals Another Volume of Boundary-Crossing Bachata; Album Review</w:t>
       </w:r>
     </w:p>
     <w:p>
@@ -17,17 +17,17 @@
     </w:p>
     <w:p>
       <w:r>
-        <w:t>Date: 2022-01-28</w:t>
+        <w:t>Date: 2022-08-31</w:t>
       </w:r>
     </w:p>
     <w:p>
       <w:r>
-        <w:t>Section: Section C; Column 0; Movies, Performing Arts/Weekend Desk; Pg. 8</w:t>
+        <w:t>Section: ARTS; music</w:t>
       </w:r>
     </w:p>
     <w:p>
       <w:r>
-        <w:t>Source file: NYT/6.DOCX</w:t>
+        <w:t>Source file: NYT/7.DOCX</w:t>
       </w:r>
     </w:p>
     <w:p>
@@ -49,30 +49,35 @@
     </w:p>
     <w:p>
       <w:r>
-        <w:t>The sequel to the 2010 thriller ''La Soga'' trades the original's pointed commentary on crime and corruption for something more generic.</w:t>
+        <w:t>"Fórmula Vol. 3" soars when it expands the scope of the genre and the singer's own approaches to its trademarks, but falls flat when it relies on backward-looking tropes.</w:t>
         <w:br/>
-        <w:t xml:space="preserve">Arriving more than a decade after ''La Soga,'' a strikingly violent 2010 thriller about a hit man, Luisito (code name: La Soga), that was a rare thing -- a film from the Dominican Republic that received distribution in the United States -- ''La Soga Salvation'' is the quintessential sequel-nobody-asked-for. It's a significant downgrade from the cliché-ridden but visually bracing first installment, transporting Luisito from the streets of his home country (much of the first film was shot in slum areas and working-class neighborhoods in and around Santiago and Baitoa) to a sterile New England town. The sequel does away with the original movie's pointed commentary on crime and corruption in the Dominican Republic, opting for a more generic revenge-movie approach. </w:t>
+        <w:t>Ever since he left the Bronx boy band Aventura a decade ago to go solo, the bachata luminary Romeo Santos has been teaching a graduate seminar in melodrama. He is a disciplined thespian, especially across his "Fórmula" series, a collection of albums driven by audacious, genre-crossing collaborations and intrepid experiments with pop, hip-hop and reggaeton.</w:t>
         <w:br/>
-        <w:t xml:space="preserve">  ''Salvation'' was presumably a kind of passion project for Manny Perez, the writer and star of the original movie: for the sequel, Perez takes on directing duties, too, making this his feature directorial debut. The story picks up years after the events of the first film. Luisito and his girlfriend, Lía (Sarah Jorge León), live in domestic bliss, in hiding from the big baddies of the Dominican underworld -- until, naturally, they're found.</w:t>
+        <w:t>Santos, 41, has an unwavering devotion to bachata — a Dominican genre with Black and working-class origins known for its bedrock of amargue, a peerless brand of bleeding-heart bitterness. Still, he has never really been a traditionalist. (His 2019 album, "Utopía," was a rare exception, an LP that genuflected to and recruited genre-defining forebears like Raulín Rodriguez and Anthony Santos.)</w:t>
         <w:br/>
-        <w:t xml:space="preserve">  [Video:  Watch on YouTube.]</w:t>
+        <w:t>Instead, he has consistently sought out new ways of refreshing bachata's templates while developing some of his own trademarks — signature catchphrases, caustic disses and salacious onstage antics. He has brought in English lyrics and hints of R&amp;B, and ventured into the world of reggaeton, most memorably alongside Don Omar ("Ella y Yo" from 2005) and Daddy Yankee and Nicky Jam ("Bella y Sensual" from 2017). Years before the music industry became obsessed with Anglo pop artists singing in Spanish, he had A-list figures from the world of hip-hop and R&amp;B appearing on his albums, including Usher, Nicki Minaj and Drake. At a moment when other high-profile stars are experimenting with bachata (see Rosalía and the Weeknd on "La Fama," as well as the intro to Bad Bunny's "Tití Me Preguntó), it feels even more urgent to recognize that Santos saw its potential for global popularity and creative reimagining all along.</w:t>
         <w:br/>
-        <w:t xml:space="preserve">  A cartoonishly sinister white guy, Jimmy (Chris McGarry), shows up at the couple's church demanding Luisito's services to take out a cartel leader. Our hero refuses, prompting mayhem: Lía is kidnapped, and Luisito is forced to return to the way of the gun. Back on the job, he contends with miscellaneous crooks including Dani (Hada Vanessa), a leather-clad, sniper-rifle-equipped dame with a score to settle.</w:t>
+        <w:t>On "Fórmula Vol. 3," the latest, 21-track installment of the series and his fifth solo album overall, Santos includes unexpected team-ups with Justin Timberlake and the regional Mexican star Christian Nodal. He also doubles down on the theatrics, submerging listeners further into his acerbic torch songs about cruel betrayal, bitter revenge and unrequited love, sometimes with mixed success.</w:t>
         <w:br/>
-        <w:t xml:space="preserve">  But Perez is a flimsy leading man, and the film around him -- a modest production that doesn't exactly hide its budgetary shortcomings -- is at best a borderline campy B-movie with bursts of bloody action. At worst, it's a completely self-serious slog.</w:t>
+        <w:t>Of the collaborations, "El Pañuelo" with the Spanish star Rosalía is an immediate standout: Her melismatic vocal runs flutter into focus in the intro, and in the chorus, a call-and-response lament between the two singers recalls the 2002 hit "Te Quiero Igual Que Ayer" by Monchy y Alexandra. The misty-eyed merengue "15,550 Noches," which unites the genre stalwarts Toño Rosario, Rubby Pérez and Fernandito Villalona, is nostalgic, doleful and explosive all at once. And on the booming Christian Nodal feature "Me Extraño," a song about returning to yourself after being wronged by a paramour, Santos finds a perfect balance between the thematic commonalities of mariachi and bachata.</w:t>
         <w:br/>
-        <w:t xml:space="preserve">  La Soga SalvationNot rated. In Spanish and English, with subtitles. Running time: 1 hour and 32 minutes. In theaters and available to rent or buy on Google Play, Vudu and other streaming platforms and pay TV operators.</w:t>
+        <w:t>His dramatic flourishes are most palpable when he makes full use of cohesive metaphors and potent storytelling as on "Ciudadana," a diaspora tale about a romance separated by borders, complete with aerial sound effects, like a flight attendant announcing a landing. Santos's yearning, crisp falsetto is most effective in these contexts: On the corrosive opener "Bebo," an alcohol-soaked send-off to a duplicitous lover, his voice trembles with despair, and he feigns intoxication in a spoken outro. It's a vocal performance that magnifies the best parts of bachata's theatrical core.</w:t>
         <w:br/>
+        <w:t>But Santos missteps when he falls into religious and gendered tropes. On "Nirvana," a ballad written as a monologue to God, he attempts to reconcile the existence of social and political injustice with God's assumed benevolence. It descends into low-level political signaling, with an exculpatory name-drop of the Dominican dembow star Tokischa and the Puerto Rican rapper Anuel AA, who have been blamed for promoting crime and drug use.</w:t>
         <w:br/>
-        <w:t>https://www.nytimes.com/2022/01/27/movies/la-soga-salvation-review.html</w:t>
+        <w:t>Both "La Última Vez" and "Suegra" reproduce antediluvian gender stereotypes. "Suegra" is the bigger disappointment, though it is expertly produced and arranged by Iván "MateTraxx" Chévere, Martires De León and Santos. The nylon-string guitar-picking complements his high-pitched tenor as Santos sings about the clichéd image of an overbearing mother-in-law. But then his lyrics turn violent, as he describes poisoning her coffee and pushing her body off the side of a cliff in a car (the song even ends with a car crashing sound effect). In a country that currently has the second highest rate of femicide in Latin America, the gag doesn't land as a lighthearted farce; it just feels irresponsible and out-of-touch.</w:t>
         <w:br/>
+        <w:t>"Sin Fin," a collaboration with Timberlake, is perhaps the most paradigmatic song on an album rooted in both the past and future. Its syrupy celebration of endless love sometimes verges on sappy idolatry, but it also maximizes Timberlake and Santos's talent for pop sentimentality. The track is a full-circle moment for Santos: On Aventura's second album, the band transformed 'N Sync's "Gone" into a bilingual bachata requiem. Here he once again finds common ground between two worlds once thought irreconcilable, demonstrating how bachata can stretch beyond both its real and imagined borders.</w:t>
         <w:br/>
-        <w:t>Graphic</w:t>
+        <w:t>Romeo Santos</w:t>
         <w:br/>
+        <w:t>"Fórmula Vol. 3"</w:t>
         <w:br/>
-        <w:t xml:space="preserve"> </w:t>
+        <w:t>(Sony Latin)</w:t>
         <w:br/>
-        <w:t>PHOTO: Manny Perez, left, and Chris McGarry in ''La Soga Salvation.'' (PHOTOGRAPH BY Screen Media FOR THE NEW YORK TIMES)</w:t>
+        <w:t xml:space="preserve">Romeo Santos "Fórmula Vol. 3" (Sony Latin) </w:t>
+        <w:br/>
+        <w:t>PHOTO: Romeo Santos's fifth solo album is the third in a series that features experimentation. (PHOTOGRAPH BY MANUEL VÉLEZ)</w:t>
       </w:r>
     </w:p>
     <w:sectPr>
